--- a/Tailored_CVs/Shinoy_Gaming_Laboratories_International__LLC_Test_Engineer.docx
+++ b/Tailored_CVs/Shinoy_Gaming_Laboratories_International__LLC_Test_Engineer.docx
@@ -70,7 +70,7 @@
           <w:b w:val="0"/>
           <w:sz w:val="19"/>
         </w:rPr>
-        <w:t>I am a QA Automation Engineer currently based in Amstelveen with a valid EU residence permit and immediate availability. Over the past 8 years, I have built strong expertise in executing tests, writing clean scripts, and evaluating technical requirements for financial clients. I focus on quality, detail, and meeting project deadlines while working alongside cross-functional teams.</w:t>
+        <w:t>I am a QA Automation Engineer currently based in Amstelveen with a valid EU residence permit and full work authorization. Over the past 8 years, I have built scalable testing frameworks and evaluated software requirements for financial clients. I focus on attention to detail, clear documentation of test results, and maintaining high standards for software quality.</w:t>
       </w:r>
     </w:p>
     <w:p>
@@ -288,7 +288,7 @@
           <w:b w:val="0"/>
           <w:sz w:val="18"/>
         </w:rPr>
-        <w:t>▸ Evaluated technical requirements and executed test methods for complex software workflows, ensuring strict adherence to specifications and quality standards.</w:t>
+        <w:t>▸ Evaluated technical requirements and created test methods for complex software workflows across various platforms.</w:t>
       </w:r>
     </w:p>
     <w:p>
@@ -301,7 +301,7 @@
           <w:b w:val="0"/>
           <w:sz w:val="18"/>
         </w:rPr>
-        <w:t>▸ Documented test results and tracked defects using JIRA, maintaining clear communication with internal teams to resolve issues quickly.</w:t>
+        <w:t>▸ Documented test results and tracked defects carefully to ensure high release stability and regulatory compliance.</w:t>
       </w:r>
     </w:p>
     <w:p>
@@ -314,7 +314,7 @@
           <w:b w:val="0"/>
           <w:sz w:val="18"/>
         </w:rPr>
-        <w:t>▸ Applied strong attention to detail while reviewing system documentation and managing tasks against strict delivery timelines.</w:t>
+        <w:t>▸ Maintained clear communication with internal teams and stakeholders regarding testing status and project timelines.</w:t>
       </w:r>
     </w:p>
     <w:p>
@@ -327,7 +327,7 @@
           <w:b w:val="0"/>
           <w:sz w:val="18"/>
         </w:rPr>
-        <w:t>▸ Streamlined test generation scripts using Gemini Code Assist to improve efficiency and maintain high standards across testing cycles.</w:t>
+        <w:t>▸ Streamlined test generation scripts and workflows using Gemini Code Assist to improve efficiency during quality assessments.</w:t>
       </w:r>
     </w:p>
     <w:p>
